--- a/published/ai-es/01_story_time/01_systems/study-guides/01_systems-practice_quiz.docx
+++ b/published/ai-es/01_story_time/01_systems/study-guides/01_systems-practice_quiz.docx
@@ -27,6 +27,11 @@
     </w:p>
     <w:p>
       <w:r>
+        <w:t>Answer: B! Great job! A system is when parts team up to do something none of them could do alone.</w:t>
+      </w:r>
+    </w:p>
+    <w:p>
+      <w:r>
         <w:t>In the story, who was part of the Forest Team?</w:t>
         <w:br/>
         <w:t xml:space="preserve">    A) A robot</w:t>
@@ -36,6 +41,11 @@
         <w:t xml:space="preserve">    C) An Oak Tree and a Squirrel</w:t>
         <w:br/>
         <w:t xml:space="preserve">    D) A car</w:t>
+      </w:r>
+    </w:p>
+    <w:p>
+      <w:r>
+        <w:t>Answer: C! That's right! The Oak Tree, Squeaky the Squirrel, the Soil, and the Rain all work together in the Forest Team.</w:t>
       </w:r>
     </w:p>
     <w:p>
@@ -53,6 +63,11 @@
     </w:p>
     <w:p>
       <w:r>
+        <w:t>Answer: B! You got it! Without all its parts, a bicycle system breaks down.</w:t>
+      </w:r>
+    </w:p>
+    <w:p>
+      <w:r>
         <w:t>Which one is a System?</w:t>
         <w:br/>
         <w:t xml:space="preserve">    A) A cloud of dust</w:t>
@@ -62,6 +77,11 @@
         <w:t xml:space="preserve">    C) A broken toy</w:t>
         <w:br/>
         <w:t xml:space="preserve">    D) A single grain of sand</w:t>
+      </w:r>
+    </w:p>
+    <w:p>
+      <w:r>
+        <w:t>Answer: B! Wonderful! Your body has a heart, lungs, brain, and more all working together as a team.</w:t>
       </w:r>
     </w:p>
     <w:p>
@@ -79,6 +99,11 @@
     </w:p>
     <w:p>
       <w:r>
+        <w:t>Answer: A! Nice work! The edge, or boundary, holds the system together. Your skin is your body's edge!</w:t>
+      </w:r>
+    </w:p>
+    <w:p>
+      <w:r>
         <w:t>Why do parts work together?</w:t>
         <w:br/>
         <w:t xml:space="preserve">    A) To help the system do something special</w:t>
@@ -92,6 +117,11 @@
     </w:p>
     <w:p>
       <w:r>
+        <w:t>Answer: A! Exactly! When parts work together, the system can do amazing things it could never do with just one part.</w:t>
+      </w:r>
+    </w:p>
+    <w:p>
+      <w:r>
         <w:t>Is a family a system?</w:t>
         <w:br/>
         <w:t xml:space="preserve">    A) Yes, because they help each other</w:t>
@@ -101,6 +131,65 @@
         <w:t xml:space="preserve">    C) Only on Tuesdays</w:t>
         <w:br/>
         <w:t xml:space="preserve">    D) Only if they are robots</w:t>
+      </w:r>
+    </w:p>
+    <w:p>
+      <w:r>
+        <w:t>Answer: A! You bet! A family is a wonderful system where everyone helps each other out.</w:t>
+      </w:r>
+    </w:p>
+    <w:p>
+      <w:r>
+        <w:t>What did the Rain do for the Forest Team?</w:t>
+        <w:br/>
+        <w:t xml:space="preserve">    A) It made everything muddy and sad</w:t>
+        <w:br/>
+        <w:t xml:space="preserve">    B) It gave the trees water to drink</w:t>
+        <w:br/>
+        <w:t xml:space="preserve">    C) It washed away all the squirrels</w:t>
+        <w:br/>
+        <w:t xml:space="preserve">    D) It painted the sky purple</w:t>
+      </w:r>
+    </w:p>
+    <w:p>
+      <w:r>
+        <w:t>Answer: B! Great thinking! Rain gives water to the trees so they can grow tall and strong.</w:t>
+      </w:r>
+    </w:p>
+    <w:p>
+      <w:r>
+        <w:t>What happens when bees visit flowers in the forest?</w:t>
+        <w:br/>
+        <w:t xml:space="preserve">    A) The bees take a nap on the petals</w:t>
+        <w:br/>
+        <w:t xml:space="preserve">    B) The flowers get mad</w:t>
+        <w:br/>
+        <w:t xml:space="preserve">    C) The bees help spread pollen so new flowers can grow</w:t>
+        <w:br/>
+        <w:t xml:space="preserve">    D) The flowers fly away</w:t>
+      </w:r>
+    </w:p>
+    <w:p>
+      <w:r>
+        <w:t>Answer: C! Awesome! Bees and flowers help each other -- that is a system working together.</w:t>
+      </w:r>
+    </w:p>
+    <w:p>
+      <w:r>
+        <w:t>Which of these is NOT a part of a School System?</w:t>
+        <w:br/>
+        <w:t xml:space="preserve">    A) Teachers</w:t>
+        <w:br/>
+        <w:t xml:space="preserve">    B) Students</w:t>
+        <w:br/>
+        <w:t xml:space="preserve">    C) Books</w:t>
+        <w:br/>
+        <w:t xml:space="preserve">    D) A whale</w:t>
+      </w:r>
+    </w:p>
+    <w:p>
+      <w:r>
+        <w:t>Answer: D! Ha, a whale does not belong in a school system (unless it is a school of fish!). Teachers, students, and books all work together.</w:t>
       </w:r>
     </w:p>
     <w:p>
